--- a/EMPRENDIMIENTO/S16/FORMATO GIA PRACTICO EXPERIMENTAL.docx
+++ b/EMPRENDIMIENTO/S16/FORMATO GIA PRACTICO EXPERIMENTAL.docx
@@ -920,14 +920,6 @@
                 <w:szCs w:val="20"/>
               </w:rPr>
               <w:tab/>
-            </w:r>
-            <w:r>
-              <w:rPr>
-                <w:rFonts w:ascii="Times New Roman" w:eastAsia="Times New Roman" w:hAnsi="Times New Roman" w:cs="Times New Roman"/>
-                <w:b/>
-                <w:sz w:val="20"/>
-                <w:szCs w:val="20"/>
-              </w:rPr>
               <w:t>1. Identificación de la oportunidad y metodología de trabajo</w:t>
             </w:r>
           </w:p>
@@ -1580,14 +1572,6 @@
                 <w:szCs w:val="20"/>
               </w:rPr>
               <w:tab/>
-            </w:r>
-            <w:r>
-              <w:rPr>
-                <w:rFonts w:ascii="Times New Roman" w:eastAsia="Times New Roman" w:hAnsi="Times New Roman" w:cs="Times New Roman"/>
-                <w:b/>
-                <w:sz w:val="20"/>
-                <w:szCs w:val="20"/>
-              </w:rPr>
               <w:t xml:space="preserve">1.2 Focus </w:t>
             </w:r>
             <w:proofErr w:type="spellStart"/>
@@ -2249,14 +2233,6 @@
               </w:rPr>
               <w:lastRenderedPageBreak/>
               <w:tab/>
-            </w:r>
-            <w:r>
-              <w:rPr>
-                <w:rFonts w:ascii="Times New Roman" w:eastAsia="Times New Roman" w:hAnsi="Times New Roman" w:cs="Times New Roman"/>
-                <w:b/>
-                <w:sz w:val="20"/>
-                <w:szCs w:val="20"/>
-              </w:rPr>
               <w:t>2. Equipo gerencial y administración</w:t>
             </w:r>
           </w:p>
@@ -2806,14 +2782,6 @@
                 <w:szCs w:val="20"/>
               </w:rPr>
               <w:tab/>
-            </w:r>
-            <w:r>
-              <w:rPr>
-                <w:rFonts w:ascii="Times New Roman" w:eastAsia="Times New Roman" w:hAnsi="Times New Roman" w:cs="Times New Roman"/>
-                <w:b/>
-                <w:sz w:val="20"/>
-                <w:szCs w:val="20"/>
-              </w:rPr>
               <w:t>2.1 Reclutamiento, capacitación y desempeño</w:t>
             </w:r>
           </w:p>
@@ -3466,14 +3434,6 @@
               </w:rPr>
               <w:lastRenderedPageBreak/>
               <w:tab/>
-            </w:r>
-            <w:r>
-              <w:rPr>
-                <w:rFonts w:ascii="Times New Roman" w:eastAsia="Times New Roman" w:hAnsi="Times New Roman" w:cs="Times New Roman"/>
-                <w:b/>
-                <w:sz w:val="20"/>
-                <w:szCs w:val="20"/>
-              </w:rPr>
               <w:t>3. Enfoque en el cliente, marketing y postventa</w:t>
             </w:r>
           </w:p>
@@ -4107,14 +4067,6 @@
                 <w:szCs w:val="20"/>
               </w:rPr>
               <w:tab/>
-            </w:r>
-            <w:r>
-              <w:rPr>
-                <w:rFonts w:ascii="Times New Roman" w:eastAsia="Times New Roman" w:hAnsi="Times New Roman" w:cs="Times New Roman"/>
-                <w:b/>
-                <w:sz w:val="20"/>
-                <w:szCs w:val="20"/>
-              </w:rPr>
               <w:t>4. Oferta e inversión inicial</w:t>
             </w:r>
           </w:p>
@@ -5055,14 +5007,6 @@
               </w:rPr>
               <w:lastRenderedPageBreak/>
               <w:tab/>
-            </w:r>
-            <w:r>
-              <w:rPr>
-                <w:rFonts w:ascii="Times New Roman" w:eastAsia="Times New Roman" w:hAnsi="Times New Roman" w:cs="Times New Roman"/>
-                <w:b/>
-                <w:sz w:val="20"/>
-                <w:szCs w:val="20"/>
-              </w:rPr>
               <w:t>4.1 Proyección financiera</w:t>
             </w:r>
           </w:p>
@@ -6029,12 +5973,13 @@
             <w:r>
               <w:rPr>
                 <w:rFonts w:ascii="Times New Roman" w:eastAsia="Times New Roman" w:hAnsi="Times New Roman" w:cs="Times New Roman"/>
+                <w:noProof/>
                 <w:sz w:val="20"/>
                 <w:szCs w:val="20"/>
               </w:rPr>
               <w:drawing>
-                <wp:inline distT="0" distB="0" distL="0" distR="0" wp14:anchorId="0B81970C" wp14:editId="79A9A6A3">
-                  <wp:extent cx="3834667" cy="1913860"/>
+                <wp:inline distT="0" distB="0" distL="0" distR="0" wp14:anchorId="0B81970C" wp14:editId="21E1A7C6">
+                  <wp:extent cx="4178595" cy="2085513"/>
                   <wp:effectExtent l="0" t="0" r="0" b="0"/>
                   <wp:docPr id="1054180192" name="Imagen 2"/>
                   <wp:cNvGraphicFramePr>
@@ -6065,7 +6010,7 @@
                         <pic:spPr bwMode="auto">
                           <a:xfrm>
                             <a:off x="0" y="0"/>
-                            <a:ext cx="3846606" cy="1919819"/>
+                            <a:ext cx="4209672" cy="2101023"/>
                           </a:xfrm>
                           <a:prstGeom prst="rect">
                             <a:avLst/>
@@ -6689,6 +6634,7 @@
                       <w:sz w:val="20"/>
                       <w:szCs w:val="20"/>
                     </w:rPr>
+                    <w:lastRenderedPageBreak/>
                     <w:t>Comercio electrónico</w:t>
                   </w:r>
                 </w:p>
@@ -6787,7 +6733,6 @@
                       <w:sz w:val="20"/>
                       <w:szCs w:val="20"/>
                     </w:rPr>
-                    <w:lastRenderedPageBreak/>
                     <w:t>Marketing digital</w:t>
                   </w:r>
                 </w:p>
@@ -8086,6 +8031,7 @@
                       <w:sz w:val="20"/>
                       <w:szCs w:val="20"/>
                     </w:rPr>
+                    <w:lastRenderedPageBreak/>
                     <w:t>Liquidación ordenada</w:t>
                   </w:r>
                 </w:p>
@@ -8160,7 +8106,6 @@
                       <w:sz w:val="20"/>
                       <w:szCs w:val="20"/>
                     </w:rPr>
-                    <w:lastRenderedPageBreak/>
                     <w:t>Salida del fundador</w:t>
                   </w:r>
                 </w:p>
@@ -8535,7 +8480,15 @@
                 <w:sz w:val="20"/>
                 <w:szCs w:val="20"/>
               </w:rPr>
-              <w:t>La proyección financiera muestra una posibilidad de rentabilidad y crecimiento, pero no sustituye la validación de mercado. Antes de invertir se deben obtener cotizaciones, confirmar la disposición a pagar, medir la demanda real, formalizar la relación con cualquier inversionista y actualizar el presupuesto con impuestos, transporte y costos locales.</w:t>
+              <w:t xml:space="preserve">La proyección financiera muestra una posibilidad de rentabilidad y crecimiento, pero no sustituye la validación de mercado. Antes de invertir se deben obtener cotizaciones, confirmar la </w:t>
+            </w:r>
+            <w:r>
+              <w:rPr>
+                <w:sz w:val="20"/>
+                <w:szCs w:val="20"/>
+              </w:rPr>
+              <w:lastRenderedPageBreak/>
+              <w:t>disposición a pagar, medir la demanda real, formalizar la relación con cualquier inversionista y actualizar el presupuesto con impuestos, transporte y costos locales.</w:t>
             </w:r>
           </w:p>
           <w:p>
@@ -8551,7 +8504,6 @@
                 <w:sz w:val="20"/>
                 <w:szCs w:val="20"/>
               </w:rPr>
-              <w:lastRenderedPageBreak/>
               <w:t>La innovación debe gestionarse como un proceso controlado. El uso de inteligencia artificial puede mejorar la eficiencia, pero requiere minimización de datos, revisión humana, registro de incidentes y límites claros. Finalmente, las estrategias de salida protegen tanto al inversionista como al emprendedor cuando se acuerdan por escrito y se vinculan con información financiera verificable.</w:t>
             </w:r>
           </w:p>
@@ -8746,23 +8698,7 @@
                   <w:sz w:val="20"/>
                   <w:szCs w:val="20"/>
                 </w:rPr>
-                <w:t>https://doi.org/10.6</w:t>
-              </w:r>
-              <w:r>
-                <w:rPr>
-                  <w:rStyle w:val="Hipervnculo"/>
-                  <w:sz w:val="20"/>
-                  <w:szCs w:val="20"/>
-                </w:rPr>
-                <w:t>0</w:t>
-              </w:r>
-              <w:r>
-                <w:rPr>
-                  <w:rStyle w:val="Hipervnculo"/>
-                  <w:sz w:val="20"/>
-                  <w:szCs w:val="20"/>
-                </w:rPr>
-                <w:t>28/NIST.AI.100-1</w:t>
+                <w:t>https://doi.org/10.6028/NIST.AI.100-1</w:t>
               </w:r>
             </w:hyperlink>
           </w:p>
@@ -8893,23 +8829,7 @@
                   <w:sz w:val="20"/>
                   <w:szCs w:val="20"/>
                 </w:rPr>
-                <w:t>https://doi.</w:t>
-              </w:r>
-              <w:r>
-                <w:rPr>
-                  <w:rStyle w:val="Hipervnculo"/>
-                  <w:sz w:val="20"/>
-                  <w:szCs w:val="20"/>
-                </w:rPr>
-                <w:t>o</w:t>
-              </w:r>
-              <w:r>
-                <w:rPr>
-                  <w:rStyle w:val="Hipervnculo"/>
-                  <w:sz w:val="20"/>
-                  <w:szCs w:val="20"/>
-                </w:rPr>
-                <w:t>rg/10.1787/34907e9c-en</w:t>
+                <w:t>https://doi.org/10.1787/34907e9c-en</w:t>
               </w:r>
             </w:hyperlink>
           </w:p>
@@ -9056,23 +8976,7 @@
                   <w:sz w:val="20"/>
                   <w:szCs w:val="20"/>
                 </w:rPr>
-                <w:t>https://doi.org/1</w:t>
-              </w:r>
-              <w:r>
-                <w:rPr>
-                  <w:rStyle w:val="Hipervnculo"/>
-                  <w:sz w:val="20"/>
-                  <w:szCs w:val="20"/>
-                </w:rPr>
-                <w:t>0</w:t>
-              </w:r>
-              <w:r>
-                <w:rPr>
-                  <w:rStyle w:val="Hipervnculo"/>
-                  <w:sz w:val="20"/>
-                  <w:szCs w:val="20"/>
-                </w:rPr>
-                <w:t>.1787/3adf705b-en</w:t>
+                <w:t>https://doi.org/10.1787/3adf705b-en</w:t>
               </w:r>
             </w:hyperlink>
           </w:p>
@@ -9098,23 +9002,7 @@
                   <w:sz w:val="20"/>
                   <w:szCs w:val="20"/>
                 </w:rPr>
-                <w:t>https://www.sri.g</w:t>
-              </w:r>
-              <w:r>
-                <w:rPr>
-                  <w:rStyle w:val="Hipervnculo"/>
-                  <w:sz w:val="20"/>
-                  <w:szCs w:val="20"/>
-                </w:rPr>
-                <w:t>o</w:t>
-              </w:r>
-              <w:r>
-                <w:rPr>
-                  <w:rStyle w:val="Hipervnculo"/>
-                  <w:sz w:val="20"/>
-                  <w:szCs w:val="20"/>
-                </w:rPr>
-                <w:t>b.ec/</w:t>
+                <w:t>https://www.sri.gob.ec/</w:t>
               </w:r>
             </w:hyperlink>
           </w:p>
@@ -9184,6 +9072,7 @@
             </w:pPr>
             <w:r>
               <w:rPr>
+                <w:noProof/>
                 <w:sz w:val="20"/>
                 <w:szCs w:val="20"/>
               </w:rPr>
@@ -9231,6 +9120,7 @@
             </w:r>
             <w:r>
               <w:rPr>
+                <w:noProof/>
                 <w:sz w:val="20"/>
                 <w:szCs w:val="20"/>
               </w:rPr>
@@ -9670,6 +9560,7 @@
     </w:pPr>
     <w:r>
       <w:rPr>
+        <w:noProof/>
         <w:lang w:eastAsia="es-EC"/>
       </w:rPr>
       <w:drawing>
@@ -10503,6 +10394,7 @@
   <w:style w:type="character" w:default="1" w:styleId="Fuentedeprrafopredeter">
     <w:name w:val="Default Paragraph Font"/>
     <w:uiPriority w:val="1"/>
+    <w:semiHidden/>
     <w:unhideWhenUsed/>
   </w:style>
   <w:style w:type="table" w:default="1" w:styleId="Tablanormal">
